--- a/sources/veille/ai-act/2026-09-25_veille_ai-act.docx
+++ b/sources/veille/ai-act/2026-09-25_veille_ai-act.docx
@@ -80,7 +80,16 @@
           <w:sz w:val="22"/>
           <w:szCs w:val="22"/>
         </w:rPr>
-        <w:t xml:space="preserve">11 sources documentaires tentées — 6 exploitées (✅), 3 consultées sans élément nouveau, 1 bloquée (⛔), 1 partielle (⚠️)</w:t>
+        <w:t xml:space="preserve">12 sources documentaires tentées — 6 exploitées (✅), 4 consultées sans élément nouveau, 1 bloquée (⛔), 1 partielle (⚠️)</w:t>
+      </w:r>
+      <w:r>
+        <w:rPr>
+          <w:i/>
+          <w:iCs/>
+          <w:color w:val="6B7280"/>
+          <w:sz w:val="20"/>
+        </w:rPr>
+        <w:t xml:space="preserve"> [Corrigé le 02/10/2026 : l'en-tête annonçait onze sources tentées et trois consultées sans élément nouveau ; la rubrique Sources du jour en liste douze — six exploitées, QUATRE consultées sans élément nouveau (digital-strategy, AI Act Service Desk, artificialintelligenceact.eu, cnil.fr), une bloquée, une partielle. La liste est juste, c'est l'en-tête qui comptait une source de moins. ⚠️ Défaut invisible jusqu'au 02/10/2026 : controle_decompte.py perdait lui aussi une entrée sur ce format de liste et rendait COHÉRENT. Trouvé en corrigeant ce défaut du contrôle pour la veille du 02/10.]</w:t>
       </w:r>
     </w:p>
     <w:p>

--- a/sources/veille/ai-act/2026-09-25_veille_ai-act.docx
+++ b/sources/veille/ai-act/2026-09-25_veille_ai-act.docx
@@ -89,7 +89,7 @@
           <w:color w:val="6B7280"/>
           <w:sz w:val="20"/>
         </w:rPr>
-        <w:t xml:space="preserve"> [Corrigé le 02/10/2026 : l'en-tête annonçait onze sources tentées et trois consultées sans élément nouveau ; la rubrique Sources du jour en liste douze — six exploitées, QUATRE consultées sans élément nouveau (digital-strategy, AI Act Service Desk, artificialintelligenceact.eu, cnil.fr), une bloquée, une partielle. La liste est juste, c'est l'en-tête qui comptait une source de moins. ⚠️ Défaut invisible jusqu'au 02/10/2026 : controle_decompte.py perdait lui aussi une entrée sur ce format de liste et rendait COHÉRENT. Trouvé en corrigeant ce défaut du contrôle pour la veille du 02/10.]</w:t>
+        <w:t xml:space="preserve"> [Corrigé le 02/10/2026 : l'en-tête annonçait « 11 sources documentaires tentées — 6 exploitées (✅), 3 consultées sans élément nouveau » ; la rubrique Sources du jour en liste 12 — 6 exploitées, 4 consultées sans élément nouveau (digital-strategy, AI Act Service Desk, artificialintelligenceact.eu, cnil.fr), une bloquée, une partielle. La liste est juste, c'est l'en-tête qui comptait une source de moins. ⚠️ Défaut invisible jusqu'au 02/10/2026 : controle_decompte.py perdait lui aussi une entrée sur ce format de liste et rendait COHÉRENT. Trouvé en corrigeant ce défaut du contrôle pour la veille du 02/10.]</w:t>
       </w:r>
     </w:p>
     <w:p>
